--- a/cv/Iyed_Khouildi_Full_Stack_Developer_CV_EN_International.docx
+++ b/cv/Iyed_Khouildi_Full_Stack_Developer_CV_EN_International.docx
@@ -40,7 +40,7 @@
         <w:spacing w:after="20"/>
         <w:jc w:val="center"/>
       </w:pPr>
-      <w:hyperlink w:history="1" r:id="rIdkwt8b9aeglh3elthw-p74">
+      <w:hyperlink w:history="1" r:id="rIdhuajugb5ssy7k55mv_dnk">
         <w:r>
           <w:rPr>
             <w:sz w:val="19"/>
@@ -77,7 +77,7 @@
         </w:rPr>
         <w:t xml:space="preserve">  |  </w:t>
       </w:r>
-      <w:hyperlink w:history="1" r:id="rIdnndxtjkcuzzuoldft4uei">
+      <w:hyperlink w:history="1" r:id="rIdtc9u1larlz72vy2dyfywo">
         <w:r>
           <w:rPr>
             <w:sz w:val="19"/>
@@ -97,7 +97,7 @@
         </w:rPr>
         <w:t xml:space="preserve">  |  </w:t>
       </w:r>
-      <w:hyperlink w:history="1" r:id="rIdz3hmqxj8sv34fkx-28e2u">
+      <w:hyperlink w:history="1" r:id="rId4i9zhivntf-npaqddyx2f">
         <w:r>
           <w:rPr>
             <w:sz w:val="19"/>
@@ -117,7 +117,7 @@
         </w:rPr>
         <w:t xml:space="preserve">  |  </w:t>
       </w:r>
-      <w:hyperlink w:history="1" r:id="rId_oop77l3vq58glalrisrc">
+      <w:hyperlink w:history="1" r:id="rIdr10_3a1oqqpepzwrhgmxy">
         <w:r>
           <w:rPr>
             <w:sz w:val="19"/>
